--- a/sockets_java_idea/avances proyecto.docx
+++ b/sockets_java_idea/avances proyecto.docx
@@ -343,7 +343,23 @@
           <w:sz w:val="18"/>
           <w:szCs w:val="18"/>
         </w:rPr>
-        <w:t xml:space="preserve">También se agrego cosas atributo </w:t>
+        <w:t xml:space="preserve">También se </w:t>
+      </w:r>
+      <w:proofErr w:type="spellStart"/>
+      <w:r>
+        <w:rPr>
+          <w:sz w:val="18"/>
+          <w:szCs w:val="18"/>
+        </w:rPr>
+        <w:t>agrego</w:t>
+      </w:r>
+      <w:proofErr w:type="spellEnd"/>
+      <w:r>
+        <w:rPr>
+          <w:sz w:val="18"/>
+          <w:szCs w:val="18"/>
+        </w:rPr>
+        <w:t xml:space="preserve"> cosas atributo </w:t>
       </w:r>
       <w:proofErr w:type="spellStart"/>
       <w:r>
@@ -519,6 +535,7 @@
         <w:rPr>
           <w:b/>
           <w:bCs/>
+          <w:highlight w:val="yellow"/>
         </w:rPr>
         <w:t>2.- Enviar archivos a petición del usuario. Estos archivos pueden ser de cualquier tipo y de cualquier tamaño.</w:t>
       </w:r>
@@ -530,6 +547,45 @@
           <w:bCs/>
         </w:rPr>
       </w:pPr>
+      <w:r>
+        <w:rPr>
+          <w:b/>
+          <w:bCs/>
+        </w:rPr>
+        <w:t xml:space="preserve">1. El Emisor: Modificar </w:t>
+      </w:r>
+      <w:proofErr w:type="spellStart"/>
+      <w:r>
+        <w:rPr>
+          <w:b/>
+          <w:bCs/>
+        </w:rPr>
+        <w:t>src</w:t>
+      </w:r>
+      <w:proofErr w:type="spellEnd"/>
+      <w:r>
+        <w:rPr>
+          <w:b/>
+          <w:bCs/>
+        </w:rPr>
+        <w:t>/cliente/</w:t>
+      </w:r>
+      <w:proofErr w:type="spellStart"/>
+      <w:r>
+        <w:rPr>
+          <w:b/>
+          <w:bCs/>
+        </w:rPr>
+        <w:t>tcp</w:t>
+      </w:r>
+      <w:proofErr w:type="spellEnd"/>
+      <w:r>
+        <w:rPr>
+          <w:b/>
+          <w:bCs/>
+        </w:rPr>
+        <w:t>/ClienteEnviaTCP2.java</w:t>
+      </w:r>
     </w:p>
     <w:p>
       <w:pPr>
@@ -542,6 +598,54 @@
         <w:rPr>
           <w:b/>
           <w:bCs/>
+        </w:rPr>
+        <w:t xml:space="preserve">2. El Receptor: Modificar </w:t>
+      </w:r>
+      <w:proofErr w:type="spellStart"/>
+      <w:r>
+        <w:rPr>
+          <w:b/>
+          <w:bCs/>
+        </w:rPr>
+        <w:t>src</w:t>
+      </w:r>
+      <w:proofErr w:type="spellEnd"/>
+      <w:r>
+        <w:rPr>
+          <w:b/>
+          <w:bCs/>
+        </w:rPr>
+        <w:t>/servidor/</w:t>
+      </w:r>
+      <w:proofErr w:type="spellStart"/>
+      <w:r>
+        <w:rPr>
+          <w:b/>
+          <w:bCs/>
+        </w:rPr>
+        <w:t>tcp</w:t>
+      </w:r>
+      <w:proofErr w:type="spellEnd"/>
+      <w:r>
+        <w:rPr>
+          <w:b/>
+          <w:bCs/>
+        </w:rPr>
+        <w:t>/ServidorEscuchaTCP2.java</w:t>
+      </w:r>
+    </w:p>
+    <w:p>
+      <w:pPr>
+        <w:rPr>
+          <w:b/>
+          <w:bCs/>
+        </w:rPr>
+      </w:pPr>
+      <w:r>
+        <w:rPr>
+          <w:b/>
+          <w:bCs/>
+          <w:highlight w:val="yellow"/>
         </w:rPr>
         <w:t>3.- En el caso de que se envíen archivos, el programa debe calcular la tasa de transferencia (bps) a la que se está haciendo el envío, así como el tiempo (latencia) que se ocupa para la transmisión (tiempo total), el tiempo restante y el tiempo transcurrido.</w:t>
       </w:r>
@@ -645,7 +749,7 @@
           <w:sz w:val="18"/>
           <w:szCs w:val="18"/>
         </w:rPr>
-        <w:t xml:space="preserve">"). En un chat, priorizamos la velocidad y la inmediatez por encima de la confiabilidad absoluta. Si un paquete de texto se llegara a perder, el usuario simplemente puede volver a escribir "hola". Además, al implementar cámaras de vigilancia o transmitir video en vivo en una red de hardware, se utiliza UDP porque importa </w:t>
+        <w:t xml:space="preserve">"). En un chat, priorizamos la velocidad y la inmediatez por encima de la confiabilidad absoluta. Si un paquete de texto </w:t>
       </w:r>
       <w:r>
         <w:rPr>
@@ -653,7 +757,7 @@
           <w:szCs w:val="18"/>
         </w:rPr>
         <w:lastRenderedPageBreak/>
-        <w:t>más la velocidad en tiempo real que recuperar un fotograma perdido. Aplicaremos esa misma lógica de inmediatez a los mensajes de texto.</w:t>
+        <w:t>se llegara a perder, el usuario simplemente puede volver a escribir "hola". Además, al implementar cámaras de vigilancia o transmitir video en vivo en una red de hardware, se utiliza UDP porque importa más la velocidad en tiempo real que recuperar un fotograma perdido. Aplicaremos esa misma lógica de inmediatez a los mensajes de texto.</w:t>
       </w:r>
     </w:p>
     <w:p>
@@ -1025,6 +1129,7 @@
           <w:b/>
           <w:bCs/>
         </w:rPr>
+        <w:lastRenderedPageBreak/>
         <w:br/>
         <w:t>7.- Crear una interfaz gráfica para el chat.</w:t>
       </w:r>
